--- a/docx_resources/Вечірня-Утреня/В,У - Мінея/11-Листопад/24-__-Катерини-Меркурія.docx
+++ b/docx_resources/Вечірня-Утреня/В,У - Мінея/11-Листопад/24-__-Катерини-Меркурія.docx
@@ -32,7 +32,7 @@
       </w:r>
       <w:r>
         <w:rPr>
-          <w:rFonts w:ascii="Segoe UI Symbol" w:eastAsia="Quattrocento Sans" w:hAnsi="Segoe UI Symbol" w:cs="Segoe UI Symbol"/>
+          <w:rFonts w:ascii="Times New Roman" w:eastAsia="Quattrocento Sans" w:hAnsi="Times New Roman" w:cs="Segoe UI Symbol"/>
           <w:color w:val="000000"/>
           <w:sz w:val="24"/>
           <w:szCs w:val="24"/>
@@ -72,6 +72,7 @@
         <w:rPr>
           <w:rFonts w:ascii="Times New Roman" w:hAnsi="Times New Roman" w:cs="Times New Roman"/>
           <w:b/>
+          <w:sz w:val="24"/>
         </w:rPr>
         <w:t>ВЕЧІРНЯ</w:t>
       </w:r>
@@ -9393,6 +9394,7 @@
           <w:b/>
           <w:i/>
           <w:color w:val="FF0000"/>
+          <w:sz w:val="24"/>
         </w:rPr>
         <w:t>Вечірні молитви</w:t>
       </w:r>
@@ -19113,6 +19115,7 @@
           <w:b/>
           <w:i/>
           <w:color w:val="FF0000"/>
+          <w:sz w:val="24"/>
         </w:rPr>
         <w:t>Стихири</w:t>
       </w:r>
@@ -21713,6 +21716,7 @@
           <w:b/>
           <w:i/>
           <w:color w:val="FF0000"/>
+          <w:sz w:val="24"/>
         </w:rPr>
         <w:t>Прокімен</w:t>
       </w:r>
@@ -22248,6 +22252,7 @@
           <w:b/>
           <w:i/>
           <w:color w:val="FF0000"/>
+          <w:sz w:val="24"/>
         </w:rPr>
         <w:t>Сподоби, Господи</w:t>
       </w:r>
@@ -23503,6 +23508,7 @@
           <w:b/>
           <w:i/>
           <w:color w:val="FF0000"/>
+          <w:sz w:val="24"/>
         </w:rPr>
         <w:t>Прохальна єктенія</w:t>
       </w:r>
@@ -26660,6 +26666,7 @@
           <w:b/>
           <w:i/>
           <w:color w:val="FF0000"/>
+          <w:sz w:val="24"/>
         </w:rPr>
         <w:t>Пісня Симеона</w:t>
       </w:r>
@@ -29156,6 +29163,7 @@
           <w:b/>
           <w:i/>
           <w:color w:val="FF0000"/>
+          <w:sz w:val="24"/>
         </w:rPr>
         <w:lastRenderedPageBreak/>
         <w:t>Тропарі</w:t>
@@ -29349,6 +29357,7 @@
           <w:b/>
           <w:i/>
           <w:color w:val="FF0000"/>
+          <w:sz w:val="24"/>
         </w:rPr>
         <w:t>Єктенія усильного благання</w:t>
       </w:r>
@@ -31862,6 +31871,7 @@
           <w:b/>
           <w:i/>
           <w:color w:val="FF0000"/>
+          <w:sz w:val="24"/>
         </w:rPr>
         <w:t>Після Вечірні</w:t>
       </w:r>
@@ -31930,6 +31940,7 @@
       <w:r>
         <w:rPr>
           <w:rFonts w:ascii="Times New Roman" w:hAnsi="Times New Roman"/>
+          <w:sz w:val="24"/>
         </w:rPr>
         <w:br w:type="page"/>
       </w:r>
@@ -31948,6 +31959,7 @@
         <w:rPr>
           <w:rFonts w:ascii="Times New Roman" w:hAnsi="Times New Roman" w:cs="Times New Roman"/>
           <w:b/>
+          <w:sz w:val="24"/>
         </w:rPr>
         <w:lastRenderedPageBreak/>
         <w:t>УТРЕНЯ</w:t>
@@ -34540,6 +34552,7 @@
           <w:b/>
           <w:i/>
           <w:color w:val="FF0000"/>
+          <w:sz w:val="24"/>
         </w:rPr>
         <w:t>Утренні молитви</w:t>
       </w:r>
@@ -39376,6 +39389,7 @@
           <w:b/>
           <w:i/>
           <w:color w:val="FF0000"/>
+          <w:sz w:val="24"/>
         </w:rPr>
         <w:t>Бог Господь...</w:t>
       </w:r>
@@ -39384,6 +39398,7 @@
           <w:rFonts w:ascii="Times New Roman" w:eastAsia="Times New Roman" w:hAnsi="Times New Roman" w:cs="Times New Roman"/>
           <w:i/>
           <w:color w:val="FF0000"/>
+          <w:sz w:val="24"/>
         </w:rPr>
         <w:t xml:space="preserve"> (</w:t>
       </w:r>
@@ -39392,6 +39407,7 @@
           <w:rFonts w:ascii="Times New Roman" w:eastAsia="Times New Roman" w:hAnsi="Times New Roman" w:cs="Times New Roman"/>
           <w:i/>
           <w:color w:val="FF0000"/>
+          <w:sz w:val="24"/>
         </w:rPr>
         <w:t>Пс. 117), глас 4</w:t>
       </w:r>
@@ -39615,6 +39631,7 @@
           <w:b/>
           <w:i/>
           <w:color w:val="FF0000"/>
+          <w:sz w:val="24"/>
         </w:rPr>
         <w:t>Тропарі</w:t>
       </w:r>
@@ -39901,6 +39918,7 @@
           <w:b/>
           <w:i/>
           <w:color w:val="FF0000"/>
+          <w:sz w:val="24"/>
         </w:rPr>
         <w:t>Мала єктенія</w:t>
       </w:r>
@@ -41216,6 +41234,7 @@
           <w:b/>
           <w:i/>
           <w:color w:val="FF0000"/>
+          <w:sz w:val="24"/>
         </w:rPr>
         <w:t>Перший сідальний</w:t>
       </w:r>
@@ -41340,6 +41359,7 @@
           <w:b/>
           <w:i/>
           <w:color w:val="FF0000"/>
+          <w:sz w:val="24"/>
         </w:rPr>
         <w:t>Мала єктенія</w:t>
       </w:r>
@@ -42648,6 +42668,7 @@
           <w:b/>
           <w:i/>
           <w:color w:val="FF0000"/>
+          <w:sz w:val="24"/>
         </w:rPr>
         <w:t>Другий сідальний</w:t>
       </w:r>
@@ -42758,6 +42779,7 @@
           <w:b/>
           <w:i/>
           <w:color w:val="FF0000"/>
+          <w:sz w:val="24"/>
         </w:rPr>
         <w:t>Псалом 50</w:t>
       </w:r>
@@ -43793,6 +43815,7 @@
           <w:b/>
           <w:i/>
           <w:color w:val="FF0000"/>
+          <w:sz w:val="24"/>
         </w:rPr>
         <w:t>Мала єктенія</w:t>
       </w:r>
@@ -45886,6 +45909,7 @@
           <w:b/>
           <w:i/>
           <w:color w:val="FF0000"/>
+          <w:sz w:val="24"/>
         </w:rPr>
         <w:t>Мала єктенія</w:t>
       </w:r>
@@ -47866,6 +47890,7 @@
           <w:b/>
           <w:i/>
           <w:color w:val="FF0000"/>
+          <w:sz w:val="24"/>
         </w:rPr>
         <w:t>Пісня Богородиці</w:t>
       </w:r>
@@ -48351,6 +48376,7 @@
           <w:b/>
           <w:i/>
           <w:color w:val="FF0000"/>
+          <w:sz w:val="24"/>
         </w:rPr>
         <w:t>Мала єктенія</w:t>
       </w:r>
@@ -49289,6 +49315,7 @@
           <w:b/>
           <w:i/>
           <w:color w:val="FF0000"/>
+          <w:sz w:val="24"/>
         </w:rPr>
         <w:t>Світильний</w:t>
       </w:r>
@@ -50042,6 +50069,7 @@
           <w:b/>
           <w:i/>
           <w:color w:val="FF0000"/>
+          <w:sz w:val="24"/>
         </w:rPr>
         <w:t>Мале славослов'я</w:t>
       </w:r>
@@ -50660,6 +50688,7 @@
           <w:b/>
           <w:i/>
           <w:color w:val="FF0000"/>
+          <w:sz w:val="24"/>
         </w:rPr>
         <w:t>Прохальна єктенія</w:t>
       </w:r>
@@ -56006,6 +56035,7 @@
           <w:b/>
           <w:i/>
           <w:color w:val="FF0000"/>
+          <w:sz w:val="24"/>
         </w:rPr>
         <w:lastRenderedPageBreak/>
         <w:t>Тропарі</w:t>
@@ -56233,6 +56263,7 @@
           <w:b/>
           <w:i/>
           <w:color w:val="FF0000"/>
+          <w:sz w:val="24"/>
         </w:rPr>
         <w:t>Єктенія усильного благання</w:t>
       </w:r>
